--- a/files/resume.docx
+++ b/files/resume.docx
@@ -5,6 +5,9 @@
     <w:p>
       <w:pPr>
         <w:pStyle w:val="aa"/>
+        <w:rPr>
+          <w:lang w:val="ru-RU"/>
+        </w:rPr>
       </w:pPr>
       <w:r>
         <w:rPr>
@@ -23,38 +26,21 @@
         <w:rPr>
           <w:lang w:val="ru-RU"/>
         </w:rPr>
-        <w:t>Рауф</w:t>
-      </w:r>
-    </w:p>
-    <w:p>
-      <w:r>
-        <w:t>Email</w:t>
+        <w:t>Мирзабалаев Рауф</w:t>
       </w:r>
       <w:r>
-        <w:t xml:space="preserve">: </w:t>
-      </w:r>
-      <w:r>
-        <w:t>raufmirzabalaev</w:t>
-      </w:r>
-      <w:r>
-        <w:t>6788@</w:t>
-      </w:r>
-      <w:r>
-        <w:t>gmail</w:t>
-      </w:r>
-      <w:r>
-        <w:t>.</w:t>
-      </w:r>
-      <w:r>
-        <w:t>com</w:t>
-      </w:r>
-      <w:r>
+        <w:rPr>
+          <w:lang w:val="ru-RU"/>
+        </w:rPr>
         <w:br/>
       </w:r>
       <w:r>
         <w:t>Telegram</w:t>
       </w:r>
       <w:r>
+        <w:rPr>
+          <w:lang w:val="ru-RU"/>
+        </w:rPr>
         <w:t>: @</w:t>
       </w:r>
       <w:proofErr w:type="spellStart"/>
@@ -76,8 +62,6 @@
         </w:rPr>
         <w:t>Образование</w:t>
       </w:r>
-      <w:bookmarkStart w:id="0" w:name="_GoBack"/>
-      <w:bookmarkEnd w:id="0"/>
     </w:p>
     <w:p>
       <w:pPr>
@@ -161,6 +145,40 @@
         <w:rPr>
           <w:lang w:val="ru-RU"/>
         </w:rPr>
+        <w:t>- Работа с таблицами (</w:t>
+      </w:r>
+      <w:r>
+        <w:t>Excel</w:t>
+      </w:r>
+      <w:r>
+        <w:rPr>
+          <w:lang w:val="ru-RU"/>
+        </w:rPr>
+        <w:t xml:space="preserve">, </w:t>
+      </w:r>
+      <w:r>
+        <w:t>Google</w:t>
+      </w:r>
+      <w:r>
+        <w:rPr>
+          <w:lang w:val="ru-RU"/>
+        </w:rPr>
+        <w:t xml:space="preserve"> </w:t>
+      </w:r>
+      <w:r>
+        <w:t>Sheets</w:t>
+      </w:r>
+      <w:r>
+        <w:rPr>
+          <w:lang w:val="ru-RU"/>
+        </w:rPr>
+        <w:t>)</w:t>
+      </w:r>
+      <w:r>
+        <w:rPr>
+          <w:lang w:val="ru-RU"/>
+        </w:rPr>
+        <w:br/>
         <w:t xml:space="preserve">- Базовые знания </w:t>
       </w:r>
       <w:r>
@@ -261,20 +279,10 @@
         <w:rPr>
           <w:lang w:val="ru-RU"/>
         </w:rPr>
-        <w:t xml:space="preserve">Внимательность к деталям, усидчивость, аналитическое мышление, умение работать в команде, </w:t>
+        <w:t>Внимательность к деталям, усидчивость, аналитическое мышление, умение работать в команде, готовность быстро обучаться.</w:t>
       </w:r>
-      <w:r>
-        <w:rPr>
-          <w:lang w:val="ru-RU"/>
-        </w:rPr>
-        <w:t>способность</w:t>
-      </w:r>
-      <w:r>
-        <w:rPr>
-          <w:lang w:val="ru-RU"/>
-        </w:rPr>
-        <w:t xml:space="preserve"> быстро обучаться.</w:t>
-      </w:r>
+      <w:bookmarkStart w:id="0" w:name="_GoBack"/>
+      <w:bookmarkEnd w:id="0"/>
     </w:p>
     <w:sectPr>
       <w:pgSz w:w="12240" w:h="15840"/>
@@ -12192,7 +12200,7 @@
 </file>
 
 <file path=customXml/itemProps1.xml><?xml version="1.0" encoding="utf-8"?>
-<ds:datastoreItem xmlns:ds="http://schemas.openxmlformats.org/officeDocument/2006/customXml" ds:itemID="{9F100344-F394-4F03-8271-F36B625AC4FA}">
+<ds:datastoreItem xmlns:ds="http://schemas.openxmlformats.org/officeDocument/2006/customXml" ds:itemID="{E0847E38-0E18-4972-AE5E-1E1B4B42C7FF}">
   <ds:schemaRefs>
     <ds:schemaRef ds:uri="http://schemas.openxmlformats.org/officeDocument/2006/bibliography"/>
   </ds:schemaRefs>
